--- a/lessons/8-7/homework.docx
+++ b/lessons/8-7/homework.docx
@@ -115,7 +115,7 @@
           <wp:inline distT="0" distB="0" distL="0" distR="0">
             <wp:extent cx="1047750" cy="790575"/>
             <wp:effectExtent t="0" r="0" b="0" l="0"/>
-            <wp:docPr id="1" name="" descr="" title=""/>
+            <wp:docPr id="1" name="Equations and Inequalities Problem Solving" descr="Picture illustrating the vocabulary word &quot;Equations and Inequalities Problem Solving&quot;" title="Equations and Inequalities Problem Solving"/>
             <wp:cNvGraphicFramePr>
               <a:graphicFrameLocks xmlns:a="http://schemas.openxmlformats.org/drawingml/2006/main" noChangeAspect="1"/>
             </wp:cNvGraphicFramePr>
@@ -178,7 +178,7 @@
           <wp:inline distT="0" distB="0" distL="0" distR="0">
             <wp:extent cx="1047750" cy="790575"/>
             <wp:effectExtent t="0" r="0" b="0" l="0"/>
-            <wp:docPr id="1" name="" descr="" title=""/>
+            <wp:docPr id="1" name="Model" descr="Picture illustrating the vocabulary word &quot;Model&quot;" title="Model"/>
             <wp:cNvGraphicFramePr>
               <a:graphicFrameLocks xmlns:a="http://schemas.openxmlformats.org/drawingml/2006/main" noChangeAspect="1"/>
             </wp:cNvGraphicFramePr>
@@ -241,7 +241,7 @@
           <wp:inline distT="0" distB="0" distL="0" distR="0">
             <wp:extent cx="1047750" cy="790575"/>
             <wp:effectExtent t="0" r="0" b="0" l="0"/>
-            <wp:docPr id="1" name="" descr="" title=""/>
+            <wp:docPr id="1" name="Equation" descr="Picture illustrating the vocabulary word &quot;Equation&quot;" title="Equation"/>
             <wp:cNvGraphicFramePr>
               <a:graphicFrameLocks xmlns:a="http://schemas.openxmlformats.org/drawingml/2006/main" noChangeAspect="1"/>
             </wp:cNvGraphicFramePr>
@@ -304,7 +304,7 @@
           <wp:inline distT="0" distB="0" distL="0" distR="0">
             <wp:extent cx="1047750" cy="790575"/>
             <wp:effectExtent t="0" r="0" b="0" l="0"/>
-            <wp:docPr id="1" name="" descr="" title=""/>
+            <wp:docPr id="1" name="Inequality" descr="Picture illustrating the vocabulary word &quot;Inequality&quot;" title="Inequality"/>
             <wp:cNvGraphicFramePr>
               <a:graphicFrameLocks xmlns:a="http://schemas.openxmlformats.org/drawingml/2006/main" noChangeAspect="1"/>
             </wp:cNvGraphicFramePr>
@@ -367,7 +367,7 @@
           <wp:inline distT="0" distB="0" distL="0" distR="0">
             <wp:extent cx="1047750" cy="790575"/>
             <wp:effectExtent t="0" r="0" b="0" l="0"/>
-            <wp:docPr id="1" name="" descr="" title=""/>
+            <wp:docPr id="1" name="Reasonableness" descr="Picture illustrating the vocabulary word &quot;Reasonableness&quot;" title="Reasonableness"/>
             <wp:cNvGraphicFramePr>
               <a:graphicFrameLocks xmlns:a="http://schemas.openxmlformats.org/drawingml/2006/main" noChangeAspect="1"/>
             </wp:cNvGraphicFramePr>
@@ -430,7 +430,7 @@
           <wp:inline distT="0" distB="0" distL="0" distR="0">
             <wp:extent cx="1047750" cy="790575"/>
             <wp:effectExtent t="0" r="0" b="0" l="0"/>
-            <wp:docPr id="1" name="" descr="" title=""/>
+            <wp:docPr id="1" name="Variable" descr="Picture illustrating the vocabulary word &quot;Variable&quot;" title="Variable"/>
             <wp:cNvGraphicFramePr>
               <a:graphicFrameLocks xmlns:a="http://schemas.openxmlformats.org/drawingml/2006/main" noChangeAspect="1"/>
             </wp:cNvGraphicFramePr>
@@ -493,7 +493,7 @@
           <wp:inline distT="0" distB="0" distL="0" distR="0">
             <wp:extent cx="1047750" cy="790575"/>
             <wp:effectExtent t="0" r="0" b="0" l="0"/>
-            <wp:docPr id="1" name="" descr="" title=""/>
+            <wp:docPr id="1" name="Constraint" descr="Picture illustrating the vocabulary word &quot;Constraint&quot;" title="Constraint"/>
             <wp:cNvGraphicFramePr>
               <a:graphicFrameLocks xmlns:a="http://schemas.openxmlformats.org/drawingml/2006/main" noChangeAspect="1"/>
             </wp:cNvGraphicFramePr>
@@ -974,23 +974,23 @@
         <w:spacing w:after="40" w:before="0"/>
       </w:pPr>
       <w:r>
-        <w:t xml:space="preserve">     A. Yes — 13 notebooks per box is reasonable</w:t>
-      </w:r>
-    </w:p>
-    <w:p>
-      <w:pPr>
-        <w:spacing w:after="40" w:before="0"/>
-      </w:pPr>
-      <w:r>
-        <w:t xml:space="preserve">     B. No — 13 is too many notebooks</w:t>
-      </w:r>
-    </w:p>
-    <w:p>
-      <w:pPr>
-        <w:spacing w:after="40" w:before="0"/>
-      </w:pPr>
-      <w:r>
-        <w:t xml:space="preserve">     C. No — the answer should be 48</w:t>
+        <w:t xml:space="preserve">     A. No — 13 is too many notebooks</w:t>
+      </w:r>
+    </w:p>
+    <w:p>
+      <w:pPr>
+        <w:spacing w:after="40" w:before="0"/>
+      </w:pPr>
+      <w:r>
+        <w:t xml:space="preserve">     B. No — the answer should be 48</w:t>
+      </w:r>
+    </w:p>
+    <w:p>
+      <w:pPr>
+        <w:spacing w:after="40" w:before="0"/>
+      </w:pPr>
+      <w:r>
+        <w:t xml:space="preserve">     C. Yes — 13 notebooks per box is reasonable</w:t>
       </w:r>
     </w:p>
     <w:p>
@@ -1201,31 +1201,31 @@
         <w:spacing w:after="40" w:before="0"/>
       </w:pPr>
       <w:r>
-        <w:t xml:space="preserve">     A. x = 8</w:t>
-      </w:r>
-    </w:p>
-    <w:p>
-      <w:pPr>
-        <w:spacing w:after="40" w:before="0"/>
-      </w:pPr>
-      <w:r>
-        <w:t xml:space="preserve">     B. x = 20</w:t>
-      </w:r>
-    </w:p>
-    <w:p>
-      <w:pPr>
-        <w:spacing w:after="40" w:before="0"/>
-      </w:pPr>
-      <w:r>
-        <w:t xml:space="preserve">     C. x = 6</w:t>
-      </w:r>
-    </w:p>
-    <w:p>
-      <w:pPr>
-        <w:spacing w:after="40" w:before="0"/>
-      </w:pPr>
-      <w:r>
-        <w:t xml:space="preserve">     D. x = 2</w:t>
+        <w:t xml:space="preserve">     A. x = 2</w:t>
+      </w:r>
+    </w:p>
+    <w:p>
+      <w:pPr>
+        <w:spacing w:after="40" w:before="0"/>
+      </w:pPr>
+      <w:r>
+        <w:t xml:space="preserve">     B. x = 6</w:t>
+      </w:r>
+    </w:p>
+    <w:p>
+      <w:pPr>
+        <w:spacing w:after="40" w:before="0"/>
+      </w:pPr>
+      <w:r>
+        <w:t xml:space="preserve">     C. x = 8</w:t>
+      </w:r>
+    </w:p>
+    <w:p>
+      <w:pPr>
+        <w:spacing w:after="40" w:before="0"/>
+      </w:pPr>
+      <w:r>
+        <w:t xml:space="preserve">     D. x = 20</w:t>
       </w:r>
     </w:p>
     <w:p>
@@ -1327,15 +1327,15 @@
         <w:spacing w:after="40" w:before="0"/>
       </w:pPr>
       <w:r>
-        <w:t xml:space="preserve">     C. w = 300</w:t>
-      </w:r>
-    </w:p>
-    <w:p>
-      <w:pPr>
-        <w:spacing w:after="40" w:before="0"/>
-      </w:pPr>
-      <w:r>
-        <w:t xml:space="preserve">     D. w = 65</w:t>
+        <w:t xml:space="preserve">     C. w = 65</w:t>
+      </w:r>
+    </w:p>
+    <w:p>
+      <w:pPr>
+        <w:spacing w:after="40" w:before="0"/>
+      </w:pPr>
+      <w:r>
+        <w:t xml:space="preserve">     D. w = 300</w:t>
       </w:r>
     </w:p>
     <w:p>
@@ -1629,7 +1629,7 @@
           <w:b/>
           <w:bCs/>
         </w:rPr>
-        <w:t xml:space="preserve">4. A. Yes — 13 notebooks per box is reasonable</w:t>
+        <w:t xml:space="preserve">4. C. Yes — 13 notebooks per box is reasonable</w:t>
       </w:r>
     </w:p>
     <w:p>
@@ -1765,7 +1765,7 @@
           <w:b/>
           <w:bCs/>
         </w:rPr>
-        <w:t xml:space="preserve">7. A. x = 8</w:t>
+        <w:t xml:space="preserve">7. C. x = 8</w:t>
       </w:r>
     </w:p>
     <w:p>
@@ -2090,7 +2090,14 @@
 <file path=word/styles.xml><?xml version="1.0" encoding="utf-8"?>
 <w:styles xmlns:mc="http://schemas.openxmlformats.org/markup-compatibility/2006" xmlns:r="http://schemas.openxmlformats.org/officeDocument/2006/relationships" xmlns:w="http://schemas.openxmlformats.org/wordprocessingml/2006/main" xmlns:w14="http://schemas.microsoft.com/office/word/2010/wordml" xmlns:w15="http://schemas.microsoft.com/office/word/2012/wordml" mc:Ignorable="w14 w15">
   <w:docDefaults>
-    <w:rPrDefault/>
+    <w:rPrDefault>
+      <w:rPr>
+        <w:rFonts w:ascii="Arial" w:cs="Arial" w:eastAsia="Arial" w:hAnsi="Arial"/>
+        <w:sz w:val="22"/>
+        <w:szCs w:val="22"/>
+        <w:lang w:val="en-US"/>
+      </w:rPr>
+    </w:rPrDefault>
     <w:pPrDefault/>
   </w:docDefaults>
   <w:style w:type="paragraph" w:styleId="Title">
@@ -2108,10 +2115,16 @@
     <w:basedOn w:val="Normal"/>
     <w:next w:val="Normal"/>
     <w:qFormat/>
+    <w:pPr>
+      <w:keepNext/>
+    </w:pPr>
     <w:rPr>
-      <w:color w:val="2E74B5"/>
-      <w:sz w:val="32"/>
-      <w:szCs w:val="32"/>
+      <w:rFonts w:ascii="Arial" w:cs="Arial" w:eastAsia="Arial" w:hAnsi="Arial"/>
+      <w:b/>
+      <w:bCs/>
+      <w:color w:val="183E56"/>
+      <w:sz w:val="34"/>
+      <w:szCs w:val="34"/>
     </w:rPr>
   </w:style>
   <w:style w:type="paragraph" w:styleId="Heading2">
@@ -2119,8 +2132,14 @@
     <w:basedOn w:val="Normal"/>
     <w:next w:val="Normal"/>
     <w:qFormat/>
+    <w:pPr>
+      <w:keepNext/>
+    </w:pPr>
     <w:rPr>
-      <w:color w:val="2E74B5"/>
+      <w:rFonts w:ascii="Arial" w:cs="Arial" w:eastAsia="Arial" w:hAnsi="Arial"/>
+      <w:b/>
+      <w:bCs/>
+      <w:color w:val="176B70"/>
       <w:sz w:val="26"/>
       <w:szCs w:val="26"/>
     </w:rPr>

--- a/lessons/8-7/homework.docx
+++ b/lessons/8-7/homework.docx
@@ -1508,400 +1508,6 @@
           <w:color w:val="BBBBBB"/>
         </w:rPr>
         <w:t xml:space="preserve">______________________________________________________________________</w:t>
-      </w:r>
-    </w:p>
-    <w:p>
-      <w:r>
-        <w:br w:type="page"/>
-      </w:r>
-    </w:p>
-    <w:p>
-      <w:pPr>
-        <w:pStyle w:val="Heading1"/>
-        <w:spacing w:after="120"/>
-      </w:pPr>
-      <w:r>
-        <w:rPr>
-          <w:b/>
-          <w:bCs/>
-        </w:rPr>
-        <w:t xml:space="preserve">Answer Key (Teacher)</w:t>
-      </w:r>
-    </w:p>
-    <w:p>
-      <w:pPr>
-        <w:spacing w:after="40" w:before="0"/>
-      </w:pPr>
-      <w:r>
-        <w:rPr>
-          <w:b/>
-          <w:bCs/>
-        </w:rPr>
-        <w:t xml:space="preserve">1. A. p + 12 = 45</w:t>
-      </w:r>
-    </w:p>
-    <w:p>
-      <w:pPr>
-        <w:spacing w:after="20" w:before="0"/>
-      </w:pPr>
-      <w:r>
-        <w:t xml:space="preserve">     'Adding 12' to the original number gives 45: p + 12 = 45. Solve: p = 33.</w:t>
-      </w:r>
-    </w:p>
-    <w:p>
-      <w:pPr>
-        <w:spacing w:after="80" w:before="0"/>
-      </w:pPr>
-      <w:r>
-        <w:rPr>
-          <w:i/>
-          <w:iCs/>
-        </w:rPr>
-        <w:t xml:space="preserve">     Watch for: A common mistake in Equations and Inequalities Problem Solving is matching the wrong model to a key phrase. For 'the getaway car held no more than 6 bags,' students often write the equation b = 6 instead of the inequality b ≤ 6, because they see one number and assume it must be exact. The same mistake happens in reverse: for 'the reward split equally among 5 people gave each $40,' students sometimes write the inequality 5p ≥ 40 instead of the equation 5p = 40, because 'split equally' sounds like it could mean a range. Before you submit, ask: does this phrase give one exact value (equation, =) or a limit/range (inequality, &lt;, &gt;, ≤, ≥)?</w:t>
-      </w:r>
-    </w:p>
-    <w:p>
-      <w:pPr>
-        <w:spacing w:after="40" w:before="0"/>
-      </w:pPr>
-      <w:r>
-        <w:rPr>
-          <w:b/>
-          <w:bCs/>
-        </w:rPr>
-        <w:t xml:space="preserve">2. A. 3 + h &gt; 8</w:t>
-      </w:r>
-    </w:p>
-    <w:p>
-      <w:pPr>
-        <w:spacing w:after="20" w:before="0"/>
-      </w:pPr>
-      <w:r>
-        <w:t xml:space="preserve">     3 hours plus additional hours h must be more than 8: 3 + h &gt; 8. Solve: h &gt; 5.</w:t>
-      </w:r>
-    </w:p>
-    <w:p>
-      <w:pPr>
-        <w:spacing w:after="80" w:before="0"/>
-      </w:pPr>
-      <w:r>
-        <w:rPr>
-          <w:i/>
-          <w:iCs/>
-        </w:rPr>
-        <w:t xml:space="preserve">     Watch for: A common mistake in Equations and Inequalities Problem Solving is matching the wrong model to a key phrase. For 'the getaway car held no more than 6 bags,' students often write the equation b = 6 instead of the inequality b ≤ 6, because they see one number and assume it must be exact. The same mistake happens in reverse: for 'the reward split equally among 5 people gave each $40,' students sometimes write the inequality 5p ≥ 40 instead of the equation 5p = 40, because 'split equally' sounds like it could mean a range. Before you submit, ask: does this phrase give one exact value (equation, =) or a limit/range (inequality, &lt;, &gt;, ≤, ≥)?</w:t>
-      </w:r>
-    </w:p>
-    <w:p>
-      <w:pPr>
-        <w:spacing w:after="40" w:before="0"/>
-      </w:pPr>
-      <w:r>
-        <w:rPr>
-          <w:b/>
-          <w:bCs/>
-        </w:rPr>
-        <w:t xml:space="preserve">3. Write a model, solve, and check reasonableness for each problem.</w:t>
-      </w:r>
-    </w:p>
-    <w:p>
-      <w:pPr>
-        <w:spacing w:after="40" w:before="0"/>
-      </w:pPr>
-      <w:r>
-        <w:t xml:space="preserve">     (See completed table.)</w:t>
-      </w:r>
-    </w:p>
-    <w:p>
-      <w:pPr>
-        <w:spacing w:after="40" w:before="0"/>
-      </w:pPr>
-      <w:r>
-        <w:t xml:space="preserve"/>
-      </w:r>
-    </w:p>
-    <w:p>
-      <w:pPr>
-        <w:spacing w:after="40" w:before="0"/>
-      </w:pPr>
-      <w:r>
-        <w:rPr>
-          <w:b/>
-          <w:bCs/>
-        </w:rPr>
-        <w:t xml:space="preserve">4. C. Yes — 13 notebooks per box is reasonable</w:t>
-      </w:r>
-    </w:p>
-    <w:p>
-      <w:pPr>
-        <w:spacing w:after="20" w:before="0"/>
-      </w:pPr>
-      <w:r>
-        <w:t xml:space="preserve">     4 × 13 = 52 ✓. 13 notebooks per box is a reasonable whole number answer.</w:t>
-      </w:r>
-    </w:p>
-    <w:p>
-      <w:pPr>
-        <w:spacing w:after="80" w:before="0"/>
-      </w:pPr>
-      <w:r>
-        <w:rPr>
-          <w:i/>
-          <w:iCs/>
-        </w:rPr>
-        <w:t xml:space="preserve">     Watch for: A common mistake in Equations and Inequalities Problem Solving is matching the wrong model to a key phrase. For 'the getaway car held no more than 6 bags,' students often write the equation b = 6 instead of the inequality b ≤ 6, because they see one number and assume it must be exact. The same mistake happens in reverse: for 'the reward split equally among 5 people gave each $40,' students sometimes write the inequality 5p ≥ 40 instead of the equation 5p = 40, because 'split equally' sounds like it could mean a range. Before you submit, ask: does this phrase give one exact value (equation, =) or a limit/range (inequality, &lt;, &gt;, ≤, ≥)?</w:t>
-      </w:r>
-    </w:p>
-    <w:p>
-      <w:pPr>
-        <w:spacing w:after="40" w:before="0"/>
-      </w:pPr>
-      <w:r>
-        <w:rPr>
-          <w:b/>
-          <w:bCs/>
-        </w:rPr>
-        <w:t xml:space="preserve">5. Spot the Common Mistake</w:t>
-      </w:r>
-    </w:p>
-    <w:p>
-      <w:pPr>
-        <w:spacing w:after="20" w:before="0"/>
-      </w:pPr>
-      <w:r>
-        <w:t xml:space="preserve">     The mistake is in Step 3.</w:t>
-      </w:r>
-    </w:p>
-    <w:p>
-      <w:pPr>
-        <w:spacing w:after="20" w:before="0"/>
-      </w:pPr>
-      <w:r>
-        <w:t xml:space="preserve">     Correct work: The variable f is multiplied by 7, so you undo it by dividing both sides by 7 (the inverse operation), not by subtracting 7. 7f = 84 becomes f = 84 ÷ 7 = 12. So there are 12 files per locker. Check: 7 × 12 = 84 ✓</w:t>
-      </w:r>
-    </w:p>
-    <w:p>
-      <w:pPr>
-        <w:spacing w:after="80" w:before="0"/>
-      </w:pPr>
-      <w:r>
-        <w:t xml:space="preserve">     Watch for: The model 7f = 84 is correct, but f is MULTIPLIED by 7, and subtracting 7 does not undo a multiplication. Divide both sides by 7 instead: f = 84 ÷ 7 = 12 files per locker. Check: 7 × 12 = 84 ✓</w:t>
-      </w:r>
-    </w:p>
-    <w:p>
-      <w:pPr>
-        <w:spacing w:after="40" w:before="0"/>
-      </w:pPr>
-      <w:r>
-        <w:rPr>
-          <w:b/>
-          <w:bCs/>
-        </w:rPr>
-        <w:t xml:space="preserve">6. Correct groups:</w:t>
-      </w:r>
-    </w:p>
-    <w:p>
-      <w:pPr>
-        <w:spacing w:after="20" w:before="0"/>
-      </w:pPr>
-      <w:r>
-        <w:t xml:space="preserve">     The ransom was split equally among 5 suspects, giving each $40. → Needs an Equation (=)</w:t>
-      </w:r>
-    </w:p>
-    <w:p>
-      <w:pPr>
-        <w:spacing w:after="20" w:before="0"/>
-      </w:pPr>
-      <w:r>
-        <w:t xml:space="preserve">     A number of fingerprints plus 9 equals 21. → Needs an Equation (=)</w:t>
-      </w:r>
-    </w:p>
-    <w:p>
-      <w:pPr>
-        <w:spacing w:after="20" w:before="0"/>
-      </w:pPr>
-      <w:r>
-        <w:t xml:space="preserve">     The getaway car held no more than 6 bags of loot. → Needs an Inequality (&lt;, &gt;, ≤, ≥)</w:t>
-      </w:r>
-    </w:p>
-    <w:p>
-      <w:pPr>
-        <w:spacing w:after="20" w:before="0"/>
-      </w:pPr>
-      <w:r>
-        <w:t xml:space="preserve">     The alarm must stay on for at least 30 minutes. → Needs an Inequality (&lt;, &gt;, ≤, ≥)</w:t>
-      </w:r>
-    </w:p>
-    <w:p>
-      <w:pPr>
-        <w:spacing w:after="20" w:before="0"/>
-      </w:pPr>
-      <w:r>
-        <w:t xml:space="preserve">     The witness saw fewer than 4 accomplices. → Needs an Inequality (&lt;, &gt;, ≤, ≥)</w:t>
-      </w:r>
-    </w:p>
-    <w:p>
-      <w:pPr>
-        <w:spacing w:after="20" w:before="0"/>
-      </w:pPr>
-      <w:r>
-        <w:t xml:space="preserve">     Three identical safes hold exactly 75 coins in all. → Needs an Equation (=)</w:t>
-      </w:r>
-    </w:p>
-    <w:p>
-      <w:pPr>
-        <w:spacing w:after="40" w:before="0"/>
-      </w:pPr>
-      <w:r>
-        <w:t xml:space="preserve"/>
-      </w:r>
-    </w:p>
-    <w:p>
-      <w:pPr>
-        <w:spacing w:after="40" w:before="0"/>
-      </w:pPr>
-      <w:r>
-        <w:rPr>
-          <w:b/>
-          <w:bCs/>
-        </w:rPr>
-        <w:t xml:space="preserve">7. C. x = 8</w:t>
-      </w:r>
-    </w:p>
-    <w:p>
-      <w:pPr>
-        <w:spacing w:after="20" w:before="0"/>
-      </w:pPr>
-      <w:r>
-        <w:t xml:space="preserve">     Subtract 6 from both sides: x = 14 − 6 = 8. Check: 8 + 6 = 14 ✓</w:t>
-      </w:r>
-    </w:p>
-    <w:p>
-      <w:pPr>
-        <w:spacing w:after="80" w:before="0"/>
-      </w:pPr>
-      <w:r>
-        <w:rPr>
-          <w:i/>
-          <w:iCs/>
-        </w:rPr>
-        <w:t xml:space="preserve">     Watch for: A common mistake in Equations and Inequalities Problem Solving is matching the wrong model to a key phrase. For 'the getaway car held no more than 6 bags,' students often write the equation b = 6 instead of the inequality b ≤ 6, because they see one number and assume it must be exact. The same mistake happens in reverse: for 'the reward split equally among 5 people gave each $40,' students sometimes write the inequality 5p ≥ 40 instead of the equation 5p = 40, because 'split equally' sounds like it could mean a range. Before you submit, ask: does this phrase give one exact value (equation, =) or a limit/range (inequality, &lt;, &gt;, ≤, ≥)?</w:t>
-      </w:r>
-    </w:p>
-    <w:p>
-      <w:pPr>
-        <w:spacing w:after="40" w:before="0"/>
-      </w:pPr>
-      <w:r>
-        <w:rPr>
-          <w:b/>
-          <w:bCs/>
-        </w:rPr>
-        <w:t xml:space="preserve">8. A. x ≤ 20</w:t>
-      </w:r>
-    </w:p>
-    <w:p>
-      <w:pPr>
-        <w:spacing w:after="20" w:before="0"/>
-      </w:pPr>
-      <w:r>
-        <w:t xml:space="preserve">     'At most 20' means 20 or fewer, so x ≤ 20.</w:t>
-      </w:r>
-    </w:p>
-    <w:p>
-      <w:pPr>
-        <w:spacing w:after="80" w:before="0"/>
-      </w:pPr>
-      <w:r>
-        <w:rPr>
-          <w:i/>
-          <w:iCs/>
-        </w:rPr>
-        <w:t xml:space="preserve">     Watch for: A common mistake in Equations and Inequalities Problem Solving is matching the wrong model to a key phrase. For 'the getaway car held no more than 6 bags,' students often write the equation b = 6 instead of the inequality b ≤ 6, because they see one number and assume it must be exact. The same mistake happens in reverse: for 'the reward split equally among 5 people gave each $40,' students sometimes write the inequality 5p ≥ 40 instead of the equation 5p = 40, because 'split equally' sounds like it could mean a range. Before you submit, ask: does this phrase give one exact value (equation, =) or a limit/range (inequality, &lt;, &gt;, ≤, ≥)?</w:t>
-      </w:r>
-    </w:p>
-    <w:p>
-      <w:pPr>
-        <w:spacing w:after="40" w:before="0"/>
-      </w:pPr>
-      <w:r>
-        <w:rPr>
-          <w:b/>
-          <w:bCs/>
-        </w:rPr>
-        <w:t xml:space="preserve">9. A. w = 12</w:t>
-      </w:r>
-    </w:p>
-    <w:p>
-      <w:pPr>
-        <w:spacing w:after="20" w:before="0"/>
-      </w:pPr>
-      <w:r>
-        <w:t xml:space="preserve">     Divide both sides by 5: w = 60 ÷ 5 = 12 pounds. Check: 5 × 12 = 60 ✓</w:t>
-      </w:r>
-    </w:p>
-    <w:p>
-      <w:pPr>
-        <w:spacing w:after="80" w:before="0"/>
-      </w:pPr>
-      <w:r>
-        <w:rPr>
-          <w:i/>
-          <w:iCs/>
-        </w:rPr>
-        <w:t xml:space="preserve">     Watch for: A common mistake in Equations and Inequalities Problem Solving is matching the wrong model to a key phrase. For 'the getaway car held no more than 6 bags,' students often write the equation b = 6 instead of the inequality b ≤ 6, because they see one number and assume it must be exact. The same mistake happens in reverse: for 'the reward split equally among 5 people gave each $40,' students sometimes write the inequality 5p ≥ 40 instead of the equation 5p = 40, because 'split equally' sounds like it could mean a range. Before you submit, ask: does this phrase give one exact value (equation, =) or a limit/range (inequality, &lt;, &gt;, ≤, ≥)?</w:t>
-      </w:r>
-    </w:p>
-    <w:p>
-      <w:pPr>
-        <w:spacing w:after="40" w:before="0"/>
-      </w:pPr>
-      <w:r>
-        <w:rPr>
-          <w:b/>
-          <w:bCs/>
-        </w:rPr>
-        <w:t xml:space="preserve">10. Matches:</w:t>
-      </w:r>
-    </w:p>
-    <w:p>
-      <w:pPr>
-        <w:spacing w:after="20" w:before="0"/>
-      </w:pPr>
-      <w:r>
-        <w:t xml:space="preserve">     The reward divided among 4 detectives gave each $50. → 4d = 200, so d = 50</w:t>
-      </w:r>
-    </w:p>
-    <w:p>
-      <w:pPr>
-        <w:spacing w:after="20" w:before="0"/>
-      </w:pPr>
-      <w:r>
-        <w:t xml:space="preserve">     A number of clues take away 7 leaves exactly 9. → c − 7 = 9, so c = 16</w:t>
-      </w:r>
-    </w:p>
-    <w:p>
-      <w:pPr>
-        <w:spacing w:after="20" w:before="0"/>
-      </w:pPr>
-      <w:r>
-        <w:t xml:space="preserve">     The patrol must last more than 8 hours. → h &gt; 8</w:t>
-      </w:r>
-    </w:p>
-    <w:p>
-      <w:pPr>
-        <w:spacing w:after="20" w:before="0"/>
-      </w:pPr>
-      <w:r>
-        <w:t xml:space="preserve">     The locker holds at least 25 files. → f ≥ 25</w:t>
-      </w:r>
-    </w:p>
-    <w:p>
-      <w:pPr>
-        <w:spacing w:after="40" w:before="0"/>
-      </w:pPr>
-      <w:r>
-        <w:t xml:space="preserve"/>
       </w:r>
     </w:p>
     <w:sectPr>
